--- a/livrables/lecons/2026-06-22_lecon-psychopathologie_02_normal-pathologique-classifications.docx
+++ b/livrables/lecons/2026-06-22_lecon-psychopathologie_02_normal-pathologique-classifications.docx
@@ -50,7 +50,25 @@
           <w:sz w:val="20"/>
           <w:szCs w:val="20"/>
         </w:rPr>
-        <w:t xml:space="preserve">Date : 22 juin 2026  •  Module Fondamental — Leçon 2/16</w:t>
+        <w:t xml:space="preserve">Date : 22 juin 2026  •  Module Fondamental — Leçon 2/20</w:t>
+      </w:r>
+    </w:p>
+    <w:p>
+      <w:pPr>
+        <w:shd w:fill="FFF4E5" w:color="auto" w:val="clear"/>
+        <w:spacing w:after="80" w:before="80"/>
+        <w:ind w:left="288" w:right="288"/>
+      </w:pPr>
+      <w:r>
+        <w:rPr>
+          <w:rFonts w:ascii="Times New Roman" w:cs="Times New Roman" w:eastAsia="Times New Roman" w:hAnsi="Times New Roman"/>
+          <w:i/>
+          <w:iCs/>
+          <w:color w:val="92400E"/>
+          <w:sz w:val="20"/>
+          <w:szCs w:val="20"/>
+        </w:rPr>
+        <w:t xml:space="preserve">⚠️ Corrigé le 06/09/2026 — cette leçon annonçait un parcours de 16 leçons (« 2/16 »). Le parcours a été étendu de 16 à 20 leçons entre le 10 et le 14 août 2026 : les leçons 01 à 09 portaient encore l’ancien total, les leçons 10 et suivantes le nouveau. Seul le dénominateur a été repris ici ; le contenu de cette leçon n’a pas été relu à cette occasion.</w:t>
       </w:r>
     </w:p>
     <w:p>

--- a/livrables/lecons/2026-06-22_lecon-psychopathologie_02_normal-pathologique-classifications.docx
+++ b/livrables/lecons/2026-06-22_lecon-psychopathologie_02_normal-pathologique-classifications.docx
@@ -446,7 +446,7 @@
           <w:sz w:val="22"/>
           <w:szCs w:val="22"/>
         </w:rPr>
-        <w:t xml:space="preserve">« Les symptômes entraînent une souffrance cliniquement significative ou une altération du fonctionnement social, professionnel ou dans d'autres domaines importants. — DSM-5-TR, APA (2022) »</w:t>
+        <w:t xml:space="preserve">Formulation de référence, reprise en substance des classifications : les symptômes doivent entraîner une souffrance cliniquement significative ou une altération du fonctionnement social, professionnel ou dans d’autres domaines importants. ⚠️ Les guillemets et l’attribution « DSM-5-TR, APA (2022) » ont été retirés le 06/09/2026 : le manuel ne figure PAS parmi les sources de cette leçon, aucune de ses sept URL n’y renvoie, et la formulation n’a donc pas pu être vérifiée mot pour mot. Le fond est exact et courant ; la citation, elle, n’était pas sourçable.</w:t>
       </w:r>
     </w:p>
     <w:p>
@@ -1063,7 +1063,7 @@
           <w:sz w:val="22"/>
           <w:szCs w:val="22"/>
         </w:rPr>
-        <w:t xml:space="preserve">« La psychanalyse ne considère pas de différence qualitative entre normal et pathologique : le pathologique est une question de degré. — Freud, repris dans Cairn.info, Research in Psychoanalysis, 2018 »</w:t>
+        <w:t xml:space="preserve">⚠️ CITATION RETIRÉE LE 06/09/2026. Cette phrase figurait ici entre guillemets, attribuée à Freud « repris dans Cairn.info, Research in Psychoanalysis, 2018 ». L’article de Cairn répond HTTP 403 — il n’a pas pu être ouvert, ni le 22/06/2026 ni lors de la relecture. C’était donc une citation de Freud PAR RICOCHET, attribuée à un auteur via un article que personne n’a lu. Ce qui peut être dit sans guillemets et sans attribution nominale : dans la tradition psychanalytique, la différence entre normal et pathologique est pensée comme une différence de DEGRÉ et non de NATURE — c’est cette idée que la section illustre, et elle suffit au propos.</w:t>
       </w:r>
     </w:p>
     <w:p>
@@ -1873,7 +1873,7 @@
           <w:sz w:val="22"/>
           <w:szCs w:val="22"/>
         </w:rPr>
-        <w:t xml:space="preserve">A : deuil normal (&lt; 2 mois, retentissement partiel) — pas de trouble selon DSM-5-TR si les critères durée/retentissement ne sont pas franchis. B : probable phobie sociale sévère / agoraphobie — tous les critères sont présents (durée, retentissement majeur). C : compatible TOC (obsessions + compulsions + retentissement + conscience de l'irrationalité = critère typique). Marc = zone grise à surveiller ; Sophie et Thomas = trouble probable nécessitant une orientation.</w:t>
+        <w:t xml:space="preserve">A : ⚠️ CORRIGÉ LE 06/09/2026 — ce repère disait « deuil normal (&lt; 2 mois, retentissement partiel) — pas de trouble selon DSM-5-TR ». Deux problèmes. ① LE SEUIL CONTREDIT LE TABLEAU DE CETTE LEÇON : la ligne « Durée » du tableau de référence, deux sections plus haut, pose « Dépression &gt; 2 semaines (DSM-5-TR) ». Marc en est à TROIS semaines — il franchit donc le seuil que la leçon a elle-même posé, alors que le repère conclut l’inverse en s’appuyant sur un seuil de deux mois que la leçon n’introduit nulle part. ② CE SEUIL DE DEUX MOIS N’A PAS ÉTÉ VÉRIFIÉ : il correspond à l’exclusion du deuil telle qu’elle figurait au DSM-IV, et son statut dans le DSM-5-TR demande d’ouvrir le manuel — que cette leçon ne cite pas parmi ses sources. Ce qu’il faut retenir de la vignette A sans trancher : Marc présente souffrance, troubles du sommeil et de l’appétit, difficultés de concentration et retentissement professionnel constaté par des tiers, trois semaines après un décès. C’est une situation qui appelle une VIGILANCE et une orientation possible, non un classement en « pas de trouble ». La distinction entre réaction de deuil et épisode dépressif relève du médecin. B : probable phobie sociale sévère / agoraphobie — tous les critères sont présents (durée, retentissement majeur). C : compatible TOC (obsessions + compulsions + retentissement + conscience de l'irrationalité = critère typique). Marc = zone grise à surveiller ; Sophie et Thomas = trouble probable nécessitant une orientation.</w:t>
       </w:r>
     </w:p>
     <w:p>
@@ -2756,7 +2756,7 @@
             <w:szCs w:val="22"/>
             <w:u w:val="single"/>
           </w:rPr>
-          <w:t xml:space="preserve">OMS — Navigateur CIM-11 en ligne (version 2024-01)</w:t>
+          <w:t xml:space="preserve">OMS — Navigateur CIM-11 en ligne (version 2024-01) ⚠️ NON LISIBLE HORS NAVIGATEUR</w:t>
         </w:r>
       </w:hyperlink>
       <w:r>
@@ -2766,7 +2766,7 @@
           <w:sz w:val="22"/>
           <w:szCs w:val="22"/>
         </w:rPr>
-        <w:t xml:space="preserve"> — Explorer directement les chapitres de la CIM-11.</w:t>
+        <w:t xml:space="preserve"> — ⚠️ Vérifié le 06/09/2026 : répond 200 mais ne renvoie que 559 caractères de menus, son contenu étant rendu en JavaScript. Utile à ouvrir soi-même dans un navigateur, inutilisable comme source pour la rédaction : rien n’en a été tiré. C’est aussi le cas du second lien vers icd.who.int cité dans l’exercice 3.</w:t>
       </w:r>
     </w:p>
     <w:p>
@@ -2793,7 +2793,7 @@
             <w:szCs w:val="22"/>
             <w:u w:val="single"/>
           </w:rPr>
-          <w:t xml:space="preserve">Studocu — UE Psychopathologie de l'adulte (Université de Bordeaux)</w:t>
+          <w:t xml:space="preserve">Studocu — UE Psychopathologie de l'adulte (Université de Bordeaux) ⚠️ SOURCE DÉCONSEILLÉE, PAGE EN 403</w:t>
         </w:r>
       </w:hyperlink>
       <w:r>
@@ -2803,7 +2803,7 @@
           <w:sz w:val="22"/>
           <w:szCs w:val="22"/>
         </w:rPr>
-        <w:t xml:space="preserve"> — Notes de cours structurées sur les critères normal/pathologique.</w:t>
+        <w:t xml:space="preserve"> — ⚠️ Signalé le 06/09/2026 : ce sont des notes de cours déposées par des étudiants sur une plateforme de partage, sans relecture ni garantie institutionnelle — le rang de source le plus faible de tout ce parcours. La page répond en outre 403 et n’a pas pu être rouverte. À ne pas citer dans un écrit professionnel.</w:t>
       </w:r>
     </w:p>
     <w:p>
@@ -2822,7 +2822,7 @@
           <w:sz w:val="22"/>
           <w:szCs w:val="22"/>
         </w:rPr>
-        <w:t xml:space="preserve">Sources inaccessibles (rendu JS / timeout) :</w:t>
+        <w:t xml:space="preserve">Sources inaccessibles (rendu JS / timeout) — ⚠️ liste complétée le 06/09/2026. La leçon déclarait honnêtement les trois sources ci-dessous, ce qui est la bonne pratique. Mais QUATRE des sept sources qu’elle range parmi les « sources mobilisées » ne délivrent rien non plus : les deux liens vers icd.who.int (rendu JavaScript, 559 caractères de menus), les deux articles de Cairn.info (HTTP 403) et la page Studocu (HTTP 403). Au total, DEUX sources sur sept ont réellement fourni du contenu : le communiqué de l’OMS du 8 mars 2024 et la page Wikipédia « Mental disorder ». Déclarer trois sources mortes tout en en listant quatre autres, tout aussi muettes, sous « sources mobilisées » est le défaut central de cette leçon.</w:t>
       </w:r>
     </w:p>
     <w:p>
@@ -2969,6 +2969,141 @@
           <w:szCs w:val="18"/>
         </w:rPr>
         <w:t xml:space="preserve">Parcours Psychopathologie clinique — usage personnel, formation continue — Chef de service ESSMS — Bouches-du-Rhône (13)</w:t>
+      </w:r>
+    </w:p>
+    <w:p>
+      <w:pPr>
+        <w:pBdr>
+          <w:bottom w:val="single" w:color="1B3A6B" w:sz="6"/>
+        </w:pBdr>
+        <w:spacing w:after="120" w:before="360"/>
+      </w:pPr>
+      <w:r>
+        <w:rPr>
+          <w:rFonts w:ascii="Times New Roman" w:cs="Times New Roman" w:eastAsia="Times New Roman" w:hAnsi="Times New Roman"/>
+          <w:b/>
+          <w:bCs/>
+          <w:color w:val="1B3A6B"/>
+          <w:sz w:val="30"/>
+          <w:szCs w:val="30"/>
+        </w:rPr>
+        <w:t xml:space="preserve">📝 Journal des corrections — 6 septembre 2026</w:t>
+      </w:r>
+    </w:p>
+    <w:p>
+      <w:pPr>
+        <w:spacing w:after="80"/>
+      </w:pPr>
+      <w:r>
+        <w:rPr>
+          <w:rFonts w:ascii="Times New Roman" w:cs="Times New Roman" w:eastAsia="Times New Roman" w:hAnsi="Times New Roman"/>
+          <w:b/>
+          <w:bCs/>
+          <w:i/>
+          <w:iCs/>
+          <w:color w:val="1F2937"/>
+          <w:sz w:val="22"/>
+          <w:szCs w:val="22"/>
+        </w:rPr>
+        <w:t xml:space="preserve">Leçon produite le 22/06/2026, relue le 06/09/2026. Les sept URL ont été testées et cinq corrections apportées. C’est la leçon la plus ancienne relue à ce jour, et son défaut principal tient à ses sources.</w:t>
+      </w:r>
+    </w:p>
+    <w:p>
+      <w:pPr>
+        <w:spacing w:after="80"/>
+      </w:pPr>
+      <w:r>
+        <w:rPr>
+          <w:rFonts w:ascii="Times New Roman" w:cs="Times New Roman" w:eastAsia="Times New Roman" w:hAnsi="Times New Roman"/>
+          <w:color w:val="1F2937"/>
+          <w:sz w:val="22"/>
+          <w:szCs w:val="22"/>
+        </w:rPr>
+        <w:t xml:space="preserve">① DEUX SOURCES SUR SEPT ONT RÉELLEMENT FOURNI DU CONTENU. Le communiqué de l’OMS du 8 mars 2024 et la page Wikipédia « Mental disorder » délivrent bien leur texte. Les deux liens vers icd.who.int répondent 200 mais ne renvoient que 559 caractères de menus, leur contenu étant rendu en JavaScript ; les deux articles de Cairn.info et la page Studocu répondent 403. La leçon déclarait pourtant honnêtement trois AUTRES sources comme inaccessibles — psycom, psychologie.fr, brainball — ce qui montre qu’elle savait faire cette déclaration. Elle ne l’a pas faite pour les quatre qu’elle rangeait sous « sources mobilisées ». La liste a été complétée.</w:t>
+      </w:r>
+    </w:p>
+    <w:p>
+      <w:pPr>
+        <w:spacing w:after="80"/>
+      </w:pPr>
+      <w:r>
+        <w:rPr>
+          <w:rFonts w:ascii="Times New Roman" w:cs="Times New Roman" w:eastAsia="Times New Roman" w:hAnsi="Times New Roman"/>
+          <w:color w:val="1F2937"/>
+          <w:sz w:val="22"/>
+          <w:szCs w:val="22"/>
+        </w:rPr>
+        <w:t xml:space="preserve">② Le repère de la vignette A contredisait le tableau de la leçon. Version d’origine : « A : deuil normal (moins de 2 mois, retentissement partiel) — pas de trouble selon DSM-5-TR ». Or la ligne « Durée » du tableau de référence, deux sections plus haut, pose un seuil de plus de 2 SEMAINES pour la dépression, et Marc en est à TROIS semaines, avec souffrance, troubles du sommeil et de l’appétit, difficultés de concentration et retentissement professionnel constaté par des tiers. Le repère concluait donc « pas de trouble » sur un cas qui franchit le seuil que la leçon avait elle-même posé, en s’appuyant sur un seuil de deux mois qu’elle n’introduit nulle part. Ce seuil de deux mois n’a par ailleurs PAS été vérifié : il correspond à l’exclusion du deuil du DSM-IV, et son statut dans le DSM-5-TR demande d’ouvrir le manuel — que cette leçon ne cite pas. Le repère ne tranche plus : il décrit ce que la vignette contient et renvoie au médecin.</w:t>
+      </w:r>
+    </w:p>
+    <w:p>
+      <w:pPr>
+        <w:spacing w:after="80"/>
+      </w:pPr>
+      <w:r>
+        <w:rPr>
+          <w:rFonts w:ascii="Times New Roman" w:cs="Times New Roman" w:eastAsia="Times New Roman" w:hAnsi="Times New Roman"/>
+          <w:color w:val="1F2937"/>
+          <w:sz w:val="22"/>
+          <w:szCs w:val="22"/>
+        </w:rPr>
+        <w:t xml:space="preserve">③ Une citation attribuée au DSM-5-TR, sans le DSM parmi les sources. La phrase sur la souffrance cliniquement significative figurait entre guillemets, attribuée à « DSM-5-TR, APA (2022) ». Aucune des sept URL de la leçon ne renvoie au manuel : la formulation n’a donc pas pu être vérifiée mot pour mot. Le fond est exact et courant ; les guillemets et l’attribution ont été retirés, le contenu conservé en formulation indirecte.</w:t>
+      </w:r>
+    </w:p>
+    <w:p>
+      <w:pPr>
+        <w:spacing w:after="80"/>
+      </w:pPr>
+      <w:r>
+        <w:rPr>
+          <w:rFonts w:ascii="Times New Roman" w:cs="Times New Roman" w:eastAsia="Times New Roman" w:hAnsi="Times New Roman"/>
+          <w:color w:val="1F2937"/>
+          <w:sz w:val="22"/>
+          <w:szCs w:val="22"/>
+        </w:rPr>
+        <w:t xml:space="preserve">④ Une citation de Freud par ricochet, via une page jamais ouverte. « La psychanalyse ne considère pas de différence qualitative entre normal et pathologique : le pathologique est une question de degré », attribué à Freud « repris dans Cairn.info, Research in Psychoanalysis, 2018 ». L’article de Cairn répond 403 — il n’a pas pu être ouvert le 22/06/2026, ni lors de la relecture. Une citation d’un auteur, via un article que personne n’a lu, est le cas le plus fragile de tous. Elle est retirée et remplacée par l’idée, exprimée sans guillemets et sans attribution nominale.</w:t>
+      </w:r>
+    </w:p>
+    <w:p>
+      <w:pPr>
+        <w:spacing w:after="80"/>
+      </w:pPr>
+      <w:r>
+        <w:rPr>
+          <w:rFonts w:ascii="Times New Roman" w:cs="Times New Roman" w:eastAsia="Times New Roman" w:hAnsi="Times New Roman"/>
+          <w:color w:val="1F2937"/>
+          <w:sz w:val="22"/>
+          <w:szCs w:val="22"/>
+        </w:rPr>
+        <w:t xml:space="preserve">⑤ Studocu comme source d’un cours de psychopathologie. Ce sont des notes déposées par des étudiants sur une plateforme de partage, sans relecture ni garantie institutionnelle : le rang de source le plus faible de tout le parcours. La page répond en outre 403. Elle est conservée dans la liste, signalée comme déconseillée, avec l’interdiction de la citer dans un écrit professionnel.</w:t>
+      </w:r>
+    </w:p>
+    <w:p>
+      <w:pPr>
+        <w:spacing w:after="80"/>
+      </w:pPr>
+      <w:r>
+        <w:rPr>
+          <w:rFonts w:ascii="Times New Roman" w:cs="Times New Roman" w:eastAsia="Times New Roman" w:hAnsi="Times New Roman"/>
+          <w:color w:val="1F2937"/>
+          <w:sz w:val="22"/>
+          <w:szCs w:val="22"/>
+        </w:rPr>
+        <w:t xml:space="preserve">Vérifié lors de la relecture et inchangé. Le paragraphe sur le manuel CDDR est exact de bout en bout, contrôlé mot à mot sur le communiqué de l’OMS du 8 mars 2024 : publication du manuel, intégration du trouble de stress post-traumatique complexe, du trouble du jeu vidéo et du trouble du deuil prolongé, et approche tenant compte de la vie entière. C’est la partie la mieux sourcée de la leçon, et elle porte sa date. Sont également conformes : Canguilhem et son ouvrage de 1943 ; les quatre modèles de définition du pathologique et leurs limites ; le tableau des critères opérationnels et la règle du faisceau ; la référence au HiTOP. Le pont professionnel n’a pas été touché : il n’invoque aucune autorité et donne le bon geste — formuler dans le dossier de l’usager en descriptif fonctionnel plutôt qu’en étiquette diagnostique. Le challenge de synthèse, qui demande de répondre à « avec ce public, ils sont tous fous », est l’exercice le mieux construit du parcours.</w:t>
+      </w:r>
+    </w:p>
+    <w:p>
+      <w:pPr>
+        <w:spacing w:after="80"/>
+      </w:pPr>
+      <w:r>
+        <w:rPr>
+          <w:rFonts w:ascii="Times New Roman" w:cs="Times New Roman" w:eastAsia="Times New Roman" w:hAnsi="Times New Roman"/>
+          <w:color w:val="1F2937"/>
+          <w:sz w:val="22"/>
+          <w:szCs w:val="22"/>
+        </w:rPr>
+        <w:t xml:space="preserve">Ce que cette relecture apprend, et qui ne s’était pas vu sur les leçons plus récentes : LE TAUX DE SOURCES EXPLOITABLES S’EFFONDRE SUR LES LEÇONS ANCIENNES. Sept sur sept étaient utiles dans la leçon n°07 de juillet ; deux sur sept ici, en juin. Les premières leçons du parcours ont été produites en s’appuyant sur des adresses que le pipeline ne sait pas lire — navigateurs rendus en JavaScript, revues sous paywall, plateformes protégées — et rien dans le document ne le signalait.</w:t>
       </w:r>
     </w:p>
     <w:sectPr>
